--- a/Grok Key.docx
+++ b/Grok Key.docx
@@ -25,7 +25,7 @@
         <w:rPr>
           <w:lang w:val="en-US"/>
         </w:rPr>
-        <w:t>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</w:t>
+        <w:t>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</w:t>
       </w:r>
     </w:p>
     <w:p>
